--- a/example_articles/states/Iowa/2.states_Iowa_New_York_Times.docx
+++ b/example_articles/states/Iowa/2.states_Iowa_New_York_Times.docx
@@ -27,17 +27,17 @@
     </w:p>
     <w:p>
       <w:r>
-        <w:t>Source File: NYT/46.DOCX</w:t>
+        <w:t>Source file: NYT/46.DOCX</w:t>
       </w:r>
     </w:p>
     <w:p>
       <w:r>
-        <w:t>Raw locations result: ['Iowa']</w:t>
+        <w:t>Raw locations result, 'locations': ['Iowa']</w:t>
       </w:r>
     </w:p>
     <w:p>
       <w:r>
-        <w:t>states_stand_flat (Standardized): Iowa</w:t>
+        <w:t>Standardized locations result, 'states_stand_flat': Iowa</w:t>
       </w:r>
     </w:p>
     <w:p>

--- a/example_articles/states/Iowa/2.states_Iowa_New_York_Times.docx
+++ b/example_articles/states/Iowa/2.states_Iowa_New_York_Times.docx
@@ -7,7 +7,9 @@
         <w:pStyle w:val="Heading1"/>
       </w:pPr>
       <w:r>
-        <w:t>Russians' Big Worry: New Sales Tax</w:t>
+        <w:t>THE 2000 CAMPAIGN: THE VICE PRESIDENT;</w:t>
+        <w:br/>
+        <w:t>Gore Embraces Populist Themes As a Means of Criticizing Bush</w:t>
       </w:r>
     </w:p>
     <w:p>
@@ -17,17 +19,17 @@
     </w:p>
     <w:p>
       <w:r>
-        <w:t>Date: 1991-03-18</w:t>
+        <w:t>Date: 2000-08-20</w:t>
       </w:r>
     </w:p>
     <w:p>
       <w:r>
-        <w:t>Section: Section A;; Section A; Page 10; Column 4; Foreign Desk; Column 4;</w:t>
+        <w:t>Section: Section 1; ; Section 1; Page 28; Column 1; National Desk ; Column 1;</w:t>
       </w:r>
     </w:p>
     <w:p>
       <w:r>
-        <w:t>Source file: NYT/46.DOCX</w:t>
+        <w:t>Source file: NYT/38.DOCX</w:t>
       </w:r>
     </w:p>
     <w:p>
@@ -49,65 +51,44 @@
     </w:p>
     <w:p>
       <w:r>
-        <w:t>Yekaterina Lebedeva said President Mikhail S. Gorbachev can keep Communists in power in this country, he can keep his vision of a new federated union and he can keep the chintzy pair of vinyl boots she was all set to buy in a department store here.</w:t>
+        <w:t>Vice President Al Gore assailed Gov. George W. Bush of Texas today as a man who has embraced the interests of corporations at the expense of the middle class.</w:t>
         <w:br/>
-        <w:t>"Gorbachev wants everything," fumed Mrs. Lebedeva, weary after wandering in and out of Moscow's purported stores to replace her six-year-old boots, only to discover that their 150-ruble price was subject to an additional 5 percent sales tax. The tax, quietly introduced this month by the Gorbachev Government, pushed her shoe budget and her anger beyond their limits.</w:t>
+        <w:t>In a fiery speech he delivered here on the banks of the Mississippi River, Mr. Gore placed Mr. Bush squarely on the side of pharmaceutical companies that he said gouge the elderly with high drug prices, insurance company "bean counters" who overrule doctors and major polluters who cut corners on environmental protection measures for the sake of profits.</w:t>
         <w:br/>
-        <w:t>"He wants a market economy, but he wants central control," she said. "He wants the West to love him, but he wants to keep the Communist apparatchiks happy. I've had it."</w:t>
+        <w:t>"They're for the powerful, we're for the people," Mr. Gore said before embarking on the second day of a journey down the Mississippi aboard the Mark Twain riverboat.</w:t>
         <w:br/>
-        <w:t>"Here," she added, pushing the boots back at the nonplused saleswoman. "Let him have these, too. I certainly can't afford them anymore." The monthly wage of the average Soviet worker is 250 rubles.</w:t>
+        <w:t>Positioning himself as a populist champion, Mr. Gore promised the elderly new Medicare benefits to help pay for prescription drugs. "My opponent won't," he shouted. "They give in to the big drug companies; I fight for families."</w:t>
+        <w:br/>
+        <w:t>Mr. Gore promised to give doctors more authority over medical decisions. "My opponent won't," he said. "They give in to the big insurance companies that don't want that."</w:t>
+        <w:br/>
+        <w:t>He also said he would take on polluters who "cut corners" for profits. "My opponent does not reflect that commitment in what's been going on in his home state," Mr. Gore said, a reference to Texas' low ranking in air and water quality.</w:t>
+        <w:br/>
+        <w:t>"When we look to the future," he said, "it makes a difference if you have someone in the Oval Office who is willing to stand up to the oil companies and the big polluters and say the families of this country deserve better."</w:t>
+        <w:br/>
+        <w:t>The Bush campaign was quick to respond. "It seems like a lot of finger-pointing from an administration that has failed to act on these issues," said Mindy Tucker, a spokeswoman for Mr. Bush. "In contrast, Governor Bush has signed into law a patients' bill of rights for Texans. He has reduced toxic releases more than all other 49 states combined and he supports reforming Medicare to include a prescription drug benefit for seniors."</w:t>
+        <w:br/>
+        <w:t>Today, Mr. Gore delivered one of his clearest and most concise critiques of Mr. Bush. For weeks, Mr. Gore had been somewhat circumspect in his criticism of Mr. Bush. At an event in Cleveland before the Democratic convention, for example, Mr. Gore passed up the invitation to criticize Mr. Bush's record on health care. He has left it to others to tear into Mr. Bush's record, perhaps mindful that many voters are turned off by harsh attacks.</w:t>
+        <w:br/>
+        <w:t>But with some polls showing him at last pulling even, or nudging ahead of Mr. Bush, Mr. Gore appeared emboldened today to challenge Mr. Bush with renewed directness and vigor. And many in today's crowd of several thousand, dominated by teachers and union workers, delighted in the attacks, waving signs and chanting "Go, Al, go."</w:t>
+        <w:br/>
+        <w:t>On Friday, Mr. Bush accused Mr. Gore of engaging in class warfare, and the Bush campaign has argued that Mr. Gore -- the son of a senator, the product of elite private schools and ferociously good at raising money from corporations -- hardly fits the role of working-class hero. Much of the Gore family's wealth comes from holdings in the Occidental Petroleum Corporation, whose founder, Armand Hammer, was a close friend of Mr. Gore's father.</w:t>
+        <w:br/>
+        <w:t>Mr. Gore's running mate, Senator Joseph I. Lieberman of Connecticut, is a baker's son, but some of his most reliable contributors have worked in the insurance and pharmaceutical industries. In this year's Senate campaign, Mr. Lieberman, who according to Connecticut law is allowed to campaign to keep his Senate seat while also running as the vice presidential nominee, has collected more money from the insurance industry -- $197,419 -- than any other senator, according to the Center for Responsive Politics. He has raised $91,150 from the pharmaceutical industry, second only to Senator Orrin G. Hatch, Republican of Utah. Mr. Lieberman's wife, Hadassah, was once director of policy planning and communications for Pfizer Inc., one of the nation's largest drug companies.</w:t>
+        <w:br/>
+        <w:t>Mr. Gore's press secretary, Chris Lehane, played down the importance of those contributions and Mr. Lieberman's efforts on behalf of both industries. "Who's running for president?" Mr. Lehane asked. "Al Gore's at the top of the ticket."</w:t>
+        <w:br/>
+        <w:t>Indeed, Mr. Gore and his aides have only stepped up their populist rhetoric. "It's really clear what's going on," Mr. Lehane said. "George W. Bush is in the hip pocket of big oil, the prescription drug companies and the big insurance companies."</w:t>
+        <w:br/>
+        <w:br/>
+        <w:t>http://www.nytimes.com</w:t>
+        <w:br/>
+        <w:br/>
+        <w:t>Graphic</w:t>
+        <w:br/>
         <w:br/>
         <w:t xml:space="preserve"> </w:t>
         <w:br/>
-        <w:t>Buying Power Shrinking</w:t>
-        <w:br/>
-        <w:t xml:space="preserve"> No matter what the current political or ethnic problem has been in these past few tumultuous years of Soviet life, people here have never lost sight of the fact that their buying power and abilities have been steadily shrinking. Through foreign policy moves, balance of power debates and struggles for national autonomy, a majority of Soviet citizens have consistently maintained in interviews and polls that the success of Mr. Gorbachev's restructuring programs would ultimately be judged not in the halls of the Parliament or the United Nations but in the common Soviet kitchen.</w:t>
-        <w:br/>
-        <w:t>Coming in advance of a planned retail price rise at the beginning of next month, the sales tax puts additional pressure on a population already struggling to cope with the chaotic Soviet supply system. Many people said that given the pathetic stocks in nearly all Soviet stores, the tax was simply an insult.</w:t>
-        <w:br/>
-        <w:t>That attitude held today as the nation faced a referendum on the union's future, which seemed abstract and unreal to most people compared with the reality of paying 5 percent more for the same sorry and scarce goods.</w:t>
-        <w:br/>
-        <w:t>"Some people will vote and some people will boycott," said Gennadi Petrossan, a retired teacher. "Myself, I'll probably vote for. But it's not what people are talking about or worrying about. Real people are talking about where to get this or that thing and about this ridiculous new tax."</w:t>
-        <w:br/>
-        <w:t xml:space="preserve"> </w:t>
-        <w:br/>
-        <w:t>The 'Presidential Tax'</w:t>
-        <w:br/>
-        <w:t xml:space="preserve"> Shoppers are snidely calling it the "presidential tax," and as they scrunch together on this line and that, they ponder what dreamy excesses the Soviet President and his much-maligned wife, Raisa, will enjoy with 5 percent more from the threadbare pockets of the working class.</w:t>
-        <w:br/>
-        <w:t>"I suppose they will go on a cruise," said one bag-laden woman, waiting in the snow to buy men's socks a few days ago. "Probably to the Greek isles."</w:t>
-        <w:br/>
-        <w:t>"No," replied her equally encumbered companion. "I think Raisa will get a new fur coat and he will have some Italian suits custom-made."</w:t>
-        <w:br/>
-        <w:t>It is immaterial to Soviet consumers that the money is, indeed, not going to Mr. Gorbachev's personal coffers. What enrages them is that he used the power of the presidential decree to raise their costs, but not their standard of living.</w:t>
-        <w:br/>
-        <w:t>"O.K., I can see heavy taxes in Sweden, where the social services are great and the streets are not filled with potholes," said Alla Ivanova, a visiting factory worker from Ufa, 715 miles east of Moscow, buying writing paper. "O.K. in America, where the stores seem like a fantasy to us. But here? They should pay us 5 percent extra for all the effort we have to go to just to keep our families decently clothed and fed."</w:t>
-        <w:br/>
-        <w:t xml:space="preserve"> </w:t>
-        <w:br/>
-        <w:t>Excluded Items</w:t>
-        <w:br/>
-        <w:t xml:space="preserve"> Items excluded from the tax are staples like bread, potatoes, meat products, margarine and cabbage, as well as children's clothing, toys and toiletries.</w:t>
-        <w:br/>
-        <w:t>Items like children's fur coats are on the exempt list, which has become something of a joke among the exhausted masses on their daily shopping pilgrimages. Were children's shearling coats, bicycles or infant formula available, people here would gladly pay an extra 5 or 10 percent for the privilege of buying them.</w:t>
-        <w:br/>
-        <w:t>"Did you read this list?" said a burly Muscovite, long in search of a pair of warm gloves for his 7-year-old son. "It looks like someone went into a store and made an inventory of all the things he couldn't find."</w:t>
-        <w:br/>
-        <w:t>Some devious shopkeepers have been rearranging their shelves for maximum taxability. Composition notebooks have been spirited out of the tax-free school supplies section and into the stationery department. Dolls and toys have been relabeled as souvenirs.</w:t>
-        <w:br/>
-        <w:t xml:space="preserve"> </w:t>
-        <w:br/>
-        <w:t>Kept by the Stores</w:t>
-        <w:br/>
-        <w:t xml:space="preserve"> "It doesn't take a genius to realize who's getting that 5 percent," said Marya Zakharenkova, a researcher at a scientific institute who paid the surchage on notebooks for her daughter's homework assignments. "The stores won't have to pay the Government any tax on these items because, after all, they're children's goods, so my money is just going straight into the pocket of the shop workers. No doubt about it. No pensioners or sick children are ever going to see a kopeck of the so-called tax I just paid."</w:t>
-        <w:br/>
-        <w:t>One glinty-eyed man was greatly amused when he bought a copy of the autobiography of Boris N. Yeltsin, the President of the Russian republic and Mr. Gorbachev's nemesis, and paid 5 percent more than the book's price tag.</w:t>
-        <w:br/>
-        <w:t>"Gorbachev may hate Yeltsin, but he'll gladly make money off of him," the man chuckled.</w:t>
-        <w:br/>
-        <w:t>For some people, including pensioners and students, the new tax has made certain items simply not affordable. But others have given up even hard-to-find items as a show of protest. In the Russian Souvenir store in the center of Moscow, one woman waited on line for more than an hour to buy ceramic mugs, landing the last set. But when the cashier told her her bill was 5 percent more than she thought, she turned on her heels, railed against Mr. Gorbachev, plunked the cups back on the counter and stormed out of the store.</w:t>
-        <w:br/>
-        <w:t>"If there were any goods, it would be all right if they increased prices," said Vladimir Petrovich, a 52-year-old driver from Moscow. "But when there is nothing . . . "</w:t>
+        <w:t>Photo: Vice President Al Gore and Gov. Tom Vilsack of Iowa were joined yesterday at a rally in Dubuque, Iowa, by Tipper Gore, who turned 52. (Paul Hosefros/The New York Times)</w:t>
       </w:r>
     </w:p>
     <w:sectPr>

--- a/example_articles/states/Iowa/2.states_Iowa_New_York_Times.docx
+++ b/example_articles/states/Iowa/2.states_Iowa_New_York_Times.docx
@@ -7,9 +7,7 @@
         <w:pStyle w:val="Heading1"/>
       </w:pPr>
       <w:r>
-        <w:t>THE 2000 CAMPAIGN: THE VICE PRESIDENT;</w:t>
-        <w:br/>
-        <w:t>Gore Embraces Populist Themes As a Means of Criticizing Bush</w:t>
+        <w:t>Biden Is Struggling in Iowa and His Supporters There Know Why</w:t>
       </w:r>
     </w:p>
     <w:p>
@@ -19,17 +17,17 @@
     </w:p>
     <w:p>
       <w:r>
-        <w:t>Date: 2000-08-20</w:t>
+        <w:t>Date: 2019-11-24</w:t>
       </w:r>
     </w:p>
     <w:p>
       <w:r>
-        <w:t>Section: Section 1; ; Section 1; Page 28; Column 1; National Desk ; Column 1;</w:t>
+        <w:t>Section: US; politics</w:t>
       </w:r>
     </w:p>
     <w:p>
       <w:r>
-        <w:t>Source file: NYT/38.DOCX</w:t>
+        <w:t>Source file: NYT/22.DOCX</w:t>
       </w:r>
     </w:p>
     <w:p>
@@ -51,44 +49,81 @@
     </w:p>
     <w:p>
       <w:r>
-        <w:t>Vice President Al Gore assailed Gov. George W. Bush of Texas today as a man who has embraced the interests of corporations at the expense of the middle class.</w:t>
+        <w:t xml:space="preserve">The former vice president's backers have noted a lack of enthusiasm and a spotty campaign operation as reasons Joe Biden is lagging in Iowa, not to mention a formidable moderate competitor in Pete Buttigieg. </w:t>
         <w:br/>
-        <w:t>In a fiery speech he delivered here on the banks of the Mississippi River, Mr. Gore placed Mr. Bush squarely on the side of pharmaceutical companies that he said gouge the elderly with high drug prices, insurance company "bean counters" who overrule doctors and major polluters who cut corners on environmental protection measures for the sake of profits.</w:t>
+        <w:t>WINTERSET, Iowa — Nancy Courtney displays a Joe Biden sign in her yard, makes phone calls for his campaign and supports the former vice president "100 percent," she said. But the sluggish state of Joseph R. Biden Jr.'s organization in her city of Burlington, Iowa, had her fuming one recent evening.</w:t>
         <w:br/>
-        <w:t>"They're for the powerful, we're for the people," Mr. Gore said before embarking on the second day of a journey down the Mississippi aboard the Mark Twain riverboat.</w:t>
+        <w:t>"In Burlington, they are duds," said Ms. Courtney, an activist who is married to the Democratic chairman in Des Moines County. "I will help, but there's no excitement there. There's nothing.  I will do whatever it takes to get him elected, but I can't go down there when there's nothing going on."</w:t>
         <w:br/>
-        <w:t>Positioning himself as a populist champion, Mr. Gore promised the elderly new Medicare benefits to help pay for prescription drugs. "My opponent won't," he shouted. "They give in to the big drug companies; I fight for families."</w:t>
+        <w:t>Bob Kling, a city councilman in Indianola, just south of Des Moines, was promoted by the Biden campaign as a prominent local endorser. But asked about Mr. Biden's standing in his state, Mr. Kling was blunt: "Not as great as he was. Buttigieg is kind of taking the lead in the polls," he said, referring to Pete Buttigieg, the mayor of South Bend, Ind.</w:t>
         <w:br/>
-        <w:t>Mr. Gore promised to give doctors more authority over medical decisions. "My opponent won't," he said. "They give in to the big insurance companies that don't want that."</w:t>
+        <w:t xml:space="preserve">Since late summer, Mr. Biden, the early front-runner in the Democratic primary, has faced an increasingly difficult path in Iowa — dropping in the polls and struggling with an enthusiasm gap and an inclination among undecided caucusgoers to consider all options. Now, 10 weeks before the Iowa caucuses, even his own supporters in the state are growing more worried about his prospects. </w:t>
         <w:br/>
-        <w:t>He also said he would take on polluters who "cut corners" for profits. "My opponent does not reflect that commitment in what's been going on in his home state," Mr. Gore said, a reference to Texas' low ranking in air and water quality.</w:t>
+        <w:t xml:space="preserve">The heightened anxiety comes as the candidate and campaign are raising expectations, through new investments of time and resources, about his ability to compete here, an implicit acknowledgment that a substantial loss could be a significant early setback. </w:t>
         <w:br/>
-        <w:t>"When we look to the future," he said, "it makes a difference if you have someone in the Oval Office who is willing to stand up to the oil companies and the big polluters and say the families of this country deserve better."</w:t>
+        <w:t xml:space="preserve">On Sunday, his campaign sent a fund-raising email that said, "we need to play to win in Iowa," the latest, in the last week, in a barrage of fund-raising emails that focus on the state.  And on Saturday Mr. Biden declared that he would win the caucuses as he accepted highly coveted endorsements from former Gov. Tom Vilsack and his wife, Christie Vilsack, a prominent party leader. </w:t>
         <w:br/>
-        <w:t>The Bush campaign was quick to respond. "It seems like a lot of finger-pointing from an administration that has failed to act on these issues," said Mindy Tucker, a spokeswoman for Mr. Bush. "In contrast, Governor Bush has signed into law a patients' bill of rights for Texans. He has reduced toxic releases more than all other 49 states combined and he supports reforming Medicare to include a prescription drug benefit for seniors."</w:t>
+        <w:t xml:space="preserve">The emphasis is a striking departure from the messaging earlier in the fall, when his campaign repeatedly suggested he did not need to win the state to secure the Democratic nomination. </w:t>
         <w:br/>
-        <w:t>Today, Mr. Gore delivered one of his clearest and most concise critiques of Mr. Bush. For weeks, Mr. Gore had been somewhat circumspect in his criticism of Mr. Bush. At an event in Cleveland before the Democratic convention, for example, Mr. Gore passed up the invitation to criticize Mr. Bush's record on health care. He has left it to others to tear into Mr. Bush's record, perhaps mindful that many voters are turned off by harsh attacks.</w:t>
+        <w:t>Yet voters at Mr. Biden's events, along with county chairs and party strategists, characterize his on-the-ground organization as scattershot, visibly present in some counties but barely detectable in others. His events are often relatively small and sometimes subdued affairs, and in a state where enthusiasm can make or break a candidate on caucus night — a big part of caucusing centers on persuading friends and neighbors — Mr. Biden's operation has found it difficult to build contagious excitement, these Democrats say.</w:t>
         <w:br/>
-        <w:t>But with some polls showing him at last pulling even, or nudging ahead of Mr. Bush, Mr. Gore appeared emboldened today to challenge Mr. Bush with renewed directness and vigor. And many in today's crowd of several thousand, dominated by teachers and union workers, delighted in the attacks, waving signs and chanting "Go, Al, go."</w:t>
+        <w:t xml:space="preserve">There is also the sense among many Iowa Democrats that Mr. Biden, who entered the race later than many of his rivals, has been less engaged in the state than his top rivals. He has made roughly 50 stops in Iowa since joining the race in April, according to the Des Moines Register's candidate tracker, far fewer than many of his opponents. </w:t>
         <w:br/>
-        <w:t>On Friday, Mr. Bush accused Mr. Gore of engaging in class warfare, and the Bush campaign has argued that Mr. Gore -- the son of a senator, the product of elite private schools and ferociously good at raising money from corporations -- hardly fits the role of working-class hero. Much of the Gore family's wealth comes from holdings in the Occidental Petroleum Corporation, whose founder, Armand Hammer, was a close friend of Mr. Gore's father.</w:t>
+        <w:t>"This is prime political season in Iowa and most candidates are spending a good deal of time visiting Iowa," said Joey Norris, the Democratic chair in Montgomery County, Iowa, where Mr. Buttigieg plans to campaign on Monday. "The Biden campaign has been notably absent."</w:t>
         <w:br/>
-        <w:t>Mr. Gore's running mate, Senator Joseph I. Lieberman of Connecticut, is a baker's son, but some of his most reliable contributors have worked in the insurance and pharmaceutical industries. In this year's Senate campaign, Mr. Lieberman, who according to Connecticut law is allowed to campaign to keep his Senate seat while also running as the vice presidential nominee, has collected more money from the insurance industry -- $197,419 -- than any other senator, according to the Center for Responsive Politics. He has raised $91,150 from the pharmaceutical industry, second only to Senator Orrin G. Hatch, Republican of Utah. Mr. Lieberman's wife, Hadassah, was once director of policy planning and communications for Pfizer Inc., one of the nation's largest drug companies.</w:t>
+        <w:t xml:space="preserve">Now, Mr. Biden's campaign is racing to improve his standing in the state — hosting several campaign events with the Vilsacks over the weekend, and planning an eight-day swing by bus through the state after Thanksgiving and a return later in December.  </w:t>
         <w:br/>
-        <w:t>Mr. Gore's press secretary, Chris Lehane, played down the importance of those contributions and Mr. Lieberman's efforts on behalf of both industries. "Who's running for president?" Mr. Lehane asked. "Al Gore's at the top of the ticket."</w:t>
+        <w:t>Mr. Biden's team argues that his presence in the state is comparable to that of his rivals: The campaign claims 26 offices across the state, more than 100 staff members, and it plans to continue adding staff and resources. Senator Elizabeth Warren's campaign claims more than 20 offices, and Mr. Buttigieg's has 29 with more to come; both cite roughly the same number of paid staffers as Mr. Biden.</w:t>
         <w:br/>
-        <w:t>Indeed, Mr. Gore and his aides have only stepped up their populist rhetoric. "It's really clear what's going on," Mr. Lehane said. "George W. Bush is in the hip pocket of big oil, the prescription drug companies and the big insurance companies."</w:t>
+        <w:t>Mr. Biden's bus tour is expected to include both town hall-style events and activities with volunteers and precinct captains, like visits to phone banks and perhaps some door knocking. The counties he will visit, many of them largely rural, are home to working-class voters who often connect with Mr. Biden, and Mr. Biden will need to overperform in those areas on Feb. 3. The campaign is also closely focused on ensuring Mr. Biden hits the threshold for accruing delegates across the state.</w:t>
         <w:br/>
+        <w:t>"We need to candidly be able to keep pace, we feel like we're going to be able to do that," Pete Kavanaugh, Mr. Biden's deputy campaign manager, said. "You can tell where campaigns are focusing based on where their candidates are. And, you know, we're going to have a pretty heavy schedule here in December, starting with the bus tour and heading into January and February."</w:t>
         <w:br/>
-        <w:t>http://www.nytimes.com</w:t>
+        <w:t>Mr. Biden's team argues that the former vice president, who is stronger in later-voting and more diverse states, has been trying hard to prevail in  Iowa but also sees multiple paths to the nomination. Still, some advisers and allies are aware that a poor showing in Iowa could be crushing to a campaign that is premised on the notion that Mr. Biden is the most electable candidate against President Trump. Because New Hampshire, which follows Iowa in the primary calendar, historically favors candidates from neighboring states, the pressure is on here.</w:t>
         <w:br/>
+        <w:t xml:space="preserve">Mr. Buttigieg presents an immediate threat to Mr. Biden. While polls show him struggling with voters of color in later-voting states, in Iowa he draws supporters among moderates who like Mr. Biden but worry about his age, his            tendency to misspeak and his uneven debate performances. And because of a cash crunch this fall, Mr. Biden was off the Iowa airwaves for weeks while Mr. Buttigieg, flush with cash, blanketed them with ads. </w:t>
         <w:br/>
-        <w:t>Graphic</w:t>
+        <w:t>The Biden campaign says it has now reserved around $4 million in airtime through the caucuses and will likely add more.</w:t>
         <w:br/>
+        <w:t>Mr. Biden's diminished standing here was highlighted in arecent           Des Moines Register/CNN poll, which showed Mr. Biden with 15 percent support — far behind Mr. Buttigieg and effectively tied with Senators            Bernie Sanders of Vermont and Elizabeth Warren of Massachusetts.</w:t>
         <w:br/>
-        <w:t xml:space="preserve"> </w:t>
+        <w:t>A pro-Biden super PAC, which has conducted polling in Iowa and plans to soon start running ads here, recently conducted focus groups in the state — and it was apparent Mr. Buttigieg's ads had broken through to participants, according to a person familiar with the super PAC's activities.</w:t>
         <w:br/>
-        <w:t>Photo: Vice President Al Gore and Gov. Tom Vilsack of Iowa were joined yesterday at a rally in Dubuque, Iowa, by Tipper Gore, who turned 52. (Paul Hosefros/The New York Times)</w:t>
+        <w:t>Jordan Miller, 33, drove about an hour from Des Moines to Winterset to see Mr. Biden Friday night. Ms. Miller, a waitress, supported President Barack Obama before flipping to President Trump in 2016 — and Mr. Biden is assiduously courting those voters. But after the event, she said Mr. Buttigieg was her first choice.</w:t>
+        <w:br/>
+        <w:t>"With Biden, he does a really great job speaking with crowds like this," she said of the small venue. "I'm not impressed with him in the debates. He stumbles."</w:t>
+        <w:br/>
+        <w:t>The Biden campaign sees the Iowa contest as fluid and uncertain, and his allies note that Mr. Buttigieg, now a polling leader for the first time, has not yet faced the sustained scrutiny that Mr. Biden and Ms. Warren have.</w:t>
+        <w:br/>
+        <w:t>As he endorsed Mr. Biden at a Des Moines rally, Mr. Vilsack cited Mr. Biden's experience and cast him as an empathetic figure who can connect in critical general election battleground states.</w:t>
+        <w:br/>
+        <w:t>"Here's why," said Mr. Vilsack, who along with his wife supported Mr. Biden's first presidential bid in the 1988 campaign. "Because we know him. We like him. Why is it that we know him and like him? Because he's a middle-class guy."</w:t>
+        <w:br/>
+        <w:t>"His success wasn't built on daddy's money," he added to applause.</w:t>
+        <w:br/>
+        <w:t>In the recent Register poll, 52 percent of likely Democratic caucusgoers said they were almost certain or fairly confident that Mr. Biden would beat Mr. Trump in the general election.</w:t>
+        <w:br/>
+        <w:t>And party officials often hark back to 2004 — a year in which there was also a Republican incumbent — when Senator John Kerry of Massachusetts, a staid moderate, prevailed in the caucuses despite signs in the months before that Howard Dean, the feisty former governor of Vermont, was surging.</w:t>
+        <w:br/>
+        <w:t>"He has a lot of supporters who have said things to me like, 'My heart is with Booker but my head is with Biden,'" said Peter Leo, the Democratic chair in rural Carroll County.</w:t>
+        <w:br/>
+        <w:t>Mr. Leo, who has endorsed Ms. Warren, said Mr. Biden's field office in his county is "right on the main drag," which increases the campaign's visibility. "On the ground what that looks like to me is he's got staff working, he's got volunteers working," Mr. Leo said.</w:t>
+        <w:br/>
+        <w:t>His remarks underscore how uneven Mr. Biden's campaign is across the state. In some places, like Dubuque County, his operation has expanded in recent weeks.</w:t>
+        <w:br/>
+        <w:t>But in others, like Wapello County, a blue-collar region in southeastern Iowa, some party officials say Mr. Biden's campaign has a more modest presence. "I'm very confused by how small the Biden field operation is in this part of the state," said Zach Simonson, the Democratic chair in Wapello County. "It's very much his kind of turf."</w:t>
+        <w:br/>
+        <w:t>Dan Callahan, the Democratic chair in Buchanan County, said he expected Mr. Biden to finish in the top three in the state but suggested that his support had stagnated, in part because he can appear "unfocused and less energetic" when he goes off script at events.</w:t>
+        <w:br/>
+        <w:t>"Part of Biden's problem is that we have so many options to choose from," Mr. Callahan said. "His followers are dedicated but he isn't attracting new voters like some of the other candidates."</w:t>
+        <w:br/>
+        <w:t>Many of Mr. Biden's supporters find his speaking style authentic and relatable — but his tendency to misspeak led to some confusing guidance for Iowans at an event in Dubuque last month.</w:t>
+        <w:br/>
+        <w:t>"I'm asking you to take a look — I'm asking for your help," Mr. Biden said. "Commit to caucusing for me on February the fourth."</w:t>
+        <w:br/>
+        <w:t>The caucuses are scheduled for the previous day.</w:t>
+        <w:br/>
+        <w:t>PHOTO: Mr. Biden has made about 50 stops in Iowa since April, far fewer than many of his opponents. (PHOTOGRAPH BY RUTH FREMSON/THE NEW YORK TIMES)</w:t>
       </w:r>
     </w:p>
     <w:sectPr>

--- a/example_articles/states/Iowa/2.states_Iowa_New_York_Times.docx
+++ b/example_articles/states/Iowa/2.states_Iowa_New_York_Times.docx
@@ -7,7 +7,7 @@
         <w:pStyle w:val="Heading1"/>
       </w:pPr>
       <w:r>
-        <w:t>Biden Is Struggling in Iowa and His Supporters There Know Why</w:t>
+        <w:t>They Like Joe Biden in Iowa. For Now. (Many Voters Are Still Looking.)</w:t>
       </w:r>
     </w:p>
     <w:p>
@@ -17,7 +17,7 @@
     </w:p>
     <w:p>
       <w:r>
-        <w:t>Date: 2019-11-24</w:t>
+        <w:t>Date: 2019-06-13</w:t>
       </w:r>
     </w:p>
     <w:p>
@@ -27,7 +27,7 @@
     </w:p>
     <w:p>
       <w:r>
-        <w:t>Source file: NYT/22.DOCX</w:t>
+        <w:t>Source file: NYT/23.DOCX</w:t>
       </w:r>
     </w:p>
     <w:p>
@@ -49,81 +49,93 @@
     </w:p>
     <w:p>
       <w:r>
-        <w:t xml:space="preserve">The former vice president's backers have noted a lack of enthusiasm and a spotty campaign operation as reasons Joe Biden is lagging in Iowa, not to mention a formidable moderate competitor in Pete Buttigieg. </w:t>
+        <w:t>OTTUMWA, Iowa — They praise his experience. They are hopeful about his general election prospects. He is often their first choice for president. For now.</w:t>
         <w:br/>
-        <w:t>WINTERSET, Iowa — Nancy Courtney displays a Joe Biden sign in her yard, makes phone calls for his campaign and supports the former vice president "100 percent," she said. But the sluggish state of Joseph R. Biden Jr.'s organization in her city of Burlington, Iowa, had her fuming one recent evening.</w:t>
+        <w:t>But while Joseph R. Biden Jr. tops the early polls in Iowa, on the ground there are signs that his lead is fragile in the state that kicks off the presidential nominating contest and often sets the initial tone for the primary campaign.</w:t>
         <w:br/>
-        <w:t>"In Burlington, they are duds," said Ms. Courtney, an activist who is married to the Democratic chairman in Des Moines County. "I will help, but there's no excitement there. There's nothing.  I will do whatever it takes to get him elected, but I can't go down there when there's nothing going on."</w:t>
+        <w:t>Interviews with Democratic Party officials across Iowa, and with nearly two dozen voters attending the former vice president's five events here this week, reveal a candidate who enjoys deep reservoirs of respect and good will.</w:t>
         <w:br/>
-        <w:t>Bob Kling, a city councilman in Indianola, just south of Des Moines, was promoted by the Biden campaign as a prominent local endorser. But asked about Mr. Biden's standing in his state, Mr. Kling was blunt: "Not as great as he was. Buttigieg is kind of taking the lead in the polls," he said, referring to Pete Buttigieg, the mayor of South Bend, Ind.</w:t>
+        <w:t>But officials and voters also indicate his early lead is driven in part by name ID, nostalgia for the Obama years and strategic calculations about how to defeat President Trump, rather than primarily by enthusiasm for his campaign vision, which some struggled to define beyond calling it a return to pre-Trump normalcy and "dignity."</w:t>
         <w:br/>
-        <w:t xml:space="preserve">Since late summer, Mr. Biden, the early front-runner in the Democratic primary, has faced an increasingly difficult path in Iowa — dropping in the polls and struggling with an enthusiasm gap and an inclination among undecided caucusgoers to consider all options. Now, 10 weeks before the Iowa caucuses, even his own supporters in the state are growing more worried about his prospects. </w:t>
+        <w:t>There was also a palpable eagerness among some attendees at his events to learn more about the rest of the sprawling presidential primary field before committing to Mr. Biden.</w:t>
         <w:br/>
-        <w:t xml:space="preserve">The heightened anxiety comes as the candidate and campaign are raising expectations, through new investments of time and resources, about his ability to compete here, an implicit acknowledgment that a substantial loss could be a significant early setback. </w:t>
+        <w:t>[Sign up for our politics newsletter and join our conversation about the 2020 presidential race.]</w:t>
         <w:br/>
-        <w:t xml:space="preserve">On Sunday, his campaign sent a fund-raising email that said, "we need to play to win in Iowa," the latest, in the last week, in a barrage of fund-raising emails that focus on the state.  And on Saturday Mr. Biden declared that he would win the caucuses as he accepted highly coveted endorsements from former Gov. Tom Vilsack and his wife, Christie Vilsack, a prominent party leader. </w:t>
+        <w:t>"He's our comfort blanket, I know him, trust him and I feel he's the one that can beat Trump," said Nancy Urban, 50, who was standing in line at an events center in Ottumwa, in southeastern Iowa, before Mr. Biden's first campaign event on a five-event, two-day swing.</w:t>
         <w:br/>
-        <w:t xml:space="preserve">The emphasis is a striking departure from the messaging earlier in the fall, when his campaign repeatedly suggested he did not need to win the state to secure the Democratic nomination. </w:t>
+        <w:t>Asked if Mr. Biden was her first choice, she let out a long sigh.</w:t>
         <w:br/>
-        <w:t>Yet voters at Mr. Biden's events, along with county chairs and party strategists, characterize his on-the-ground organization as scattershot, visibly present in some counties but barely detectable in others. His events are often relatively small and sometimes subdued affairs, and in a state where enthusiasm can make or break a candidate on caucus night — a big part of caucusing centers on persuading friends and neighbors — Mr. Biden's operation has found it difficult to build contagious excitement, these Democrats say.</w:t>
+        <w:t>"I would say first choice at the moment," she said. "But I'm still open."</w:t>
         <w:br/>
-        <w:t xml:space="preserve">There is also the sense among many Iowa Democrats that Mr. Biden, who entered the race later than many of his rivals, has been less engaged in the state than his top rivals. He has made roughly 50 stops in Iowa since joining the race in April, according to the Des Moines Register's candidate tracker, far fewer than many of his opponents. </w:t>
+        <w:t>It was a refrain that came up repeatedly during Mr. Biden's trip, his second to Iowa as a 2020 candidate. And it reflected the findings of a recent Des Moines Register/CNN/Mediacom Iowa survey, long considered the gold standard in Iowa polling. The survey found Mr. Biden maintaining a lead as the top choice of 24 percent of likely Iowa caucusgoers.</w:t>
         <w:br/>
-        <w:t>"This is prime political season in Iowa and most candidates are spending a good deal of time visiting Iowa," said Joey Norris, the Democratic chair in Montgomery County, Iowa, where Mr. Buttigieg plans to campaign on Monday. "The Biden campaign has been notably absent."</w:t>
+        <w:t>But among in-person likely Democratic caucusgoers, the poll also found that 29 percent of those who listed Mr. Biden as their first choice were "extremely enthusiastic." For those who listed other candidates as their first choice, 39 percent said they were "extremely enthusiastic" about their choice.</w:t>
         <w:br/>
-        <w:t xml:space="preserve">Now, Mr. Biden's campaign is racing to improve his standing in the state — hosting several campaign events with the Vilsacks over the weekend, and planning an eight-day swing by bus through the state after Thanksgiving and a return later in December.  </w:t>
+        <w:t>"He still claims first place," said J. Ann Selzer, president of the firm that conducted the poll. "But under the surface of that first place is kind of shaky ground."</w:t>
         <w:br/>
-        <w:t>Mr. Biden's team argues that his presence in the state is comparable to that of his rivals: The campaign claims 26 offices across the state, more than 100 staff members, and it plans to continue adding staff and resources. Senator Elizabeth Warren's campaign claims more than 20 offices, and Mr. Buttigieg's has 29 with more to come; both cite roughly the same number of paid staffers as Mr. Biden.</w:t>
+        <w:t>At Mr. Biden's events this week, which also included a stop at a rural 4-H hall, a visit to a diner and trips to two college campuses, voters lauded his experience in government and in international affairs and expressed genuine affection for him. Some currently leaning toward Mr. Biden also acknowledged that their choice is shaped in part by familiarity with his record and story at a time when other candidates are still introducing themselves.</w:t>
         <w:br/>
-        <w:t>Mr. Biden's bus tour is expected to include both town hall-style events and activities with volunteers and precinct captains, like visits to phone banks and perhaps some door knocking. The counties he will visit, many of them largely rural, are home to working-class voters who often connect with Mr. Biden, and Mr. Biden will need to overperform in those areas on Feb. 3. The campaign is also closely focused on ensuring Mr. Biden hits the threshold for accruing delegates across the state.</w:t>
+        <w:t>For voters like Don Burmeister of DeWitt, Iowa, that's a valid reason to back Mr. Biden.</w:t>
         <w:br/>
-        <w:t>"We need to candidly be able to keep pace, we feel like we're going to be able to do that," Pete Kavanaugh, Mr. Biden's deputy campaign manager, said. "You can tell where campaigns are focusing based on where their candidates are. And, you know, we're going to have a pretty heavy schedule here in December, starting with the bus tour and heading into January and February."</w:t>
+        <w:t>"There's nobody out there any better," said Mr. Burmeister, 80. "All these young hotshots coming out of the woodwork, we know nothing about them. He's been in politics years and years, always a square shooter."</w:t>
         <w:br/>
-        <w:t>Mr. Biden's team argues that the former vice president, who is stronger in later-voting and more diverse states, has been trying hard to prevail in  Iowa but also sees multiple paths to the nomination. Still, some advisers and allies are aware that a poor showing in Iowa could be crushing to a campaign that is premised on the notion that Mr. Biden is the most electable candidate against President Trump. Because New Hampshire, which follows Iowa in the primary calendar, historically favors candidates from neighboring states, the pressure is on here.</w:t>
+        <w:t>[Check out our tracker of the 2020 Democratic candidate field.]</w:t>
         <w:br/>
-        <w:t xml:space="preserve">Mr. Buttigieg presents an immediate threat to Mr. Biden. While polls show him struggling with voters of color in later-voting states, in Iowa he draws supporters among moderates who like Mr. Biden but worry about his age, his            tendency to misspeak and his uneven debate performances. And because of a cash crunch this fall, Mr. Biden was off the Iowa airwaves for weeks while Mr. Buttigieg, flush with cash, blanketed them with ads. </w:t>
+        <w:t>But his wife, Judy Burmeister, wasn't yet ready to commit. She "might vote for Joe," she said, but she supported Senator Bernie Sanders in 2016 and had high praise for Mayor Pete Buttigieg of South Bend, Ind., noting his fluency on television.</w:t>
         <w:br/>
-        <w:t>The Biden campaign says it has now reserved around $4 million in airtime through the caucuses and will likely add more.</w:t>
+        <w:t>"Too many to choose from," she said when asked why she was undecided.</w:t>
         <w:br/>
-        <w:t>Mr. Biden's diminished standing here was highlighted in arecent           Des Moines Register/CNN poll, which showed Mr. Biden with 15 percent support — far behind Mr. Buttigieg and effectively tied with Senators            Bernie Sanders of Vermont and Elizabeth Warren of Massachusetts.</w:t>
+        <w:t>Sean Bagniewski, the Democratic chair in Polk County, Iowa, said that "anybody in the race would kill to be in the position" that Mr. Biden is in — but added that some of Mr. Biden's standing is driven by the celebrity factor that accompanies the former vice president, as well as name recognition, an advantage that could fade as other candidates become better known.</w:t>
         <w:br/>
-        <w:t>A pro-Biden super PAC, which has conducted polling in Iowa and plans to soon start running ads here, recently conducted focus groups in the state — and it was apparent Mr. Buttigieg's ads had broken through to participants, according to a person familiar with the super PAC's activities.</w:t>
+        <w:t>"Whether that means they're caucusing for him," he said, of the voters who clamor for selfies and autographs from Mr. Biden, "I genuinely don't know."</w:t>
         <w:br/>
-        <w:t>Jordan Miller, 33, drove about an hour from Des Moines to Winterset to see Mr. Biden Friday night. Ms. Miller, a waitress, supported President Barack Obama before flipping to President Trump in 2016 — and Mr. Biden is assiduously courting those voters. But after the event, she said Mr. Buttigieg was her first choice.</w:t>
+        <w:t>In interviews, voters who favored Mr. Biden for now but were unwilling to commit often pointed to the sheer size of the field and their curiosity about other candidates — especially those younger than Mr. Biden, who is 76, as well as those who embrace more boldly progressive policies. (Mr. Biden's campaign faced headwinds again Thursday because of comments from 2006 in which he expressed reservations about abortion).</w:t>
         <w:br/>
-        <w:t>"With Biden, he does a really great job speaking with crowds like this," she said of the small venue. "I'm not impressed with him in the debates. He stumbles."</w:t>
+        <w:t>"I do like Joe, he's not afraid to speak his mind, I think he represents the working class better," said Mark Hutton, 66, a retired railroad worker and union leader, after a Biden event in Clinton, Iowa.</w:t>
         <w:br/>
-        <w:t>The Biden campaign sees the Iowa contest as fluid and uncertain, and his allies note that Mr. Buttigieg, now a polling leader for the first time, has not yet faced the sustained scrutiny that Mr. Biden and Ms. Warren have.</w:t>
+        <w:t>But he wasn't ready to back Mr. Biden, saying he is also interested in Senator Elizabeth Warren of Massachusetts, Mr. Buttigieg and Senator Kamala Harris of California.</w:t>
         <w:br/>
-        <w:t>As he endorsed Mr. Biden at a Des Moines rally, Mr. Vilsack cited Mr. Biden's experience and cast him as an empathetic figure who can connect in critical general election battleground states.</w:t>
+        <w:t>"I'm looking at the overall Democratic Party, I think the younger generation wants a little more representation that they'd get from Pete Buttigieg, Kamala Harris; Elizabeth is on the border," he said. He added: "I hate to say it, Generation X looks at age and thinks Joe might be too old."</w:t>
         <w:br/>
-        <w:t>"Here's why," said Mr. Vilsack, who along with his wife supported Mr. Biden's first presidential bid in the 1988 campaign. "Because we know him. We like him. Why is it that we know him and like him? Because he's a middle-class guy."</w:t>
+        <w:t>Mr. Biden has also faced criticism from local party leaders for having, until this point, a lighter footprint in the state than some of his competitors who announced for president before he did. In Iowa, he sought to laugh off some of the pushback.</w:t>
         <w:br/>
-        <w:t>"His success wasn't built on daddy's money," he added to applause.</w:t>
+        <w:t>"Now having been here before in Iowa, I've often heard, 'By the way, I've only met you twice, why don't you stop by a third time?'" he said to chuckles on Wednesday in Clinton. "Mildly spoiled, but you deserve it."</w:t>
         <w:br/>
-        <w:t>In the recent Register poll, 52 percent of likely Democratic caucusgoers said they were almost certain or fairly confident that Mr. Biden would beat Mr. Trump in the general election.</w:t>
+        <w:t>He has repeatedly played down polls showing him ahead, saying he recognizes that the race is a "marathon," and he often says that it is legitimate to question the ages of all of the candidates.</w:t>
         <w:br/>
-        <w:t>And party officials often hark back to 2004 — a year in which there was also a Republican incumbent — when Senator John Kerry of Massachusetts, a staid moderate, prevailed in the caucuses despite signs in the months before that Howard Dean, the feisty former governor of Vermont, was surging.</w:t>
+        <w:t>"All I can say is, watch me," he told reporters on Tuesday, after Mr. Trump questioned his stamina and mental agility.</w:t>
         <w:br/>
-        <w:t>"He has a lot of supporters who have said things to me like, 'My heart is with Booker but my head is with Biden,'" said Peter Leo, the Democratic chair in rural Carroll County.</w:t>
+        <w:t>Mr. Biden also brushed off a question from a reporter about voters who are interested in a newer face.</w:t>
         <w:br/>
-        <w:t>Mr. Leo, who has endorsed Ms. Warren, said Mr. Biden's field office in his county is "right on the main drag," which increases the campaign's visibility. "On the ground what that looks like to me is he's got staff working, he's got volunteers working," Mr. Leo said.</w:t>
+        <w:t>"Vote for a new person then," he said. "Look, my job is not to be a political prognosticator. That's not what I'm in this for, that's not what I'm doing. It's like, a young woman came up to me and said, 'Why shouldn't I vote for a woman?' You should! Want to vote for a woman, vote for a woman. That's a fine thing to do, they're equally as qualified as any man."</w:t>
         <w:br/>
-        <w:t>His remarks underscore how uneven Mr. Biden's campaign is across the state. In some places, like Dubuque County, his operation has expanded in recent weeks.</w:t>
+        <w:t>"The question is," he continued, "who is best prepared at this moment to handle the issues that are before us? Who is most likely to be able to beat President Trump? Because if that doesn't happen, nothing changes."</w:t>
         <w:br/>
-        <w:t>But in others, like Wapello County, a blue-collar region in southeastern Iowa, some party officials say Mr. Biden's campaign has a more modest presence. "I'm very confused by how small the Biden field operation is in this part of the state," said Zach Simonson, the Democratic chair in Wapello County. "It's very much his kind of turf."</w:t>
+        <w:t>Mr. Biden's campaign said that out of the 1,300 Iowans who attended events with Mr. Biden this week, almost 350 signed up for volunteer shifts, a rate that the campaign suggested was evidence of enthusiasm for his candidacy.</w:t>
         <w:br/>
-        <w:t>Dan Callahan, the Democratic chair in Buchanan County, said he expected Mr. Biden to finish in the top three in the state but suggested that his support had stagnated, in part because he can appear "unfocused and less energetic" when he goes off script at events.</w:t>
+        <w:t>Mr. Biden "continues to build strong support throughout the state, including eight newly announced endorsements from influential Iowa political and community leaders, with many more to come soon," said TJ Ducklo, Mr. Biden's press secretary. He said Mr. Biden would be back several times this summer.</w:t>
         <w:br/>
-        <w:t>"Part of Biden's problem is that we have so many options to choose from," Mr. Callahan said. "His followers are dedicated but he isn't attracting new voters like some of the other candidates."</w:t>
+        <w:t>Mr. Biden has sought to rise above intraparty primary squabbles by keeping his focus squarely on defeating Mr. Trump, an effort to cast himself as the Democrat best positioned to win next November. Voters at his events who did say they were inclined to support Mr. Biden often pointed to his perceived ability to beat Mr. Trump.</w:t>
         <w:br/>
-        <w:t>Many of Mr. Biden's supporters find his speaking style authentic and relatable — but his tendency to misspeak led to some confusing guidance for Iowans at an event in Dubuque last month.</w:t>
+        <w:t>"We want someone who can win," said Jim DePriest, a schoolteacher in Mount Pleasant, Iowa, who said his support for Mr. Biden was "pretty solid." "His sheer experience, common goodness. He's a really good man, and right now we could use a really good man."</w:t>
         <w:br/>
-        <w:t>"I'm asking you to take a look — I'm asking for your help," Mr. Biden said. "Commit to caucusing for me on February the fourth."</w:t>
+        <w:t>But not everyone sounded convinced of his ability to win.</w:t>
         <w:br/>
-        <w:t>The caucuses are scheduled for the previous day.</w:t>
+        <w:t>"I wouldn't be here if I didn't like him," said Doris Tuller, 81, who attended an event with Mr. Biden in a stuffy room at Iowa Wesleyan University. "There's so darn many, I just don't know who's got the best chance at winning. I think Biden has the majority right now, but who knows. Plenty of time for that to change."</w:t>
         <w:br/>
-        <w:t>PHOTO: Mr. Biden has made about 50 stops in Iowa since April, far fewer than many of his opponents. (PHOTOGRAPH BY RUTH FREMSON/THE NEW YORK TIMES)</w:t>
+        <w:t>PHOTO: Former Vice President Joseph R. Biden Jr. speaking with customers this week at the Tasty Café in Eldridge, Iowa. (PHOTOGRAPH BY Rachel Mummey for The New York Times FOR THE NEW YORK TIMES)</w:t>
+        <w:br/>
+        <w:t>Related Articles</w:t>
+        <w:br/>
+        <w:t>Joe Biden Said He Did Not View Abortion 'As a Choice and a Right' in 2006</w:t>
+        <w:br/>
+        <w:t>Joe Biden Denounces Hyde Amendment, Reversing His Position</w:t>
+        <w:br/>
+        <w:t>Democratic Candidates Go After Joe Biden, but Not by Name</w:t>
+        <w:br/>
+        <w:t>Trump and Biden Get Personal in Iowa Skirmish</w:t>
+        <w:br/>
+        <w:t>Biden Retains Lead in Iowa Poll, but Warren and Buttigieg Gain</w:t>
       </w:r>
     </w:p>
     <w:sectPr>

--- a/example_articles/states/Iowa/2.states_Iowa_New_York_Times.docx
+++ b/example_articles/states/Iowa/2.states_Iowa_New_York_Times.docx
@@ -7,7 +7,7 @@
         <w:pStyle w:val="Heading1"/>
       </w:pPr>
       <w:r>
-        <w:t>They Like Joe Biden in Iowa. For Now. (Many Voters Are Still Looking.)</w:t>
+        <w:t>Biden Is Struggling in Iowa and His Supporters There Know Why</w:t>
       </w:r>
     </w:p>
     <w:p>
@@ -17,7 +17,7 @@
     </w:p>
     <w:p>
       <w:r>
-        <w:t>Date: 2019-06-13</w:t>
+        <w:t>Date: 2019-11-24</w:t>
       </w:r>
     </w:p>
     <w:p>
@@ -27,7 +27,7 @@
     </w:p>
     <w:p>
       <w:r>
-        <w:t>Source file: NYT/23.DOCX</w:t>
+        <w:t>Source file: NYT/22.DOCX</w:t>
       </w:r>
     </w:p>
     <w:p>
@@ -49,93 +49,81 @@
     </w:p>
     <w:p>
       <w:r>
-        <w:t>OTTUMWA, Iowa — They praise his experience. They are hopeful about his general election prospects. He is often their first choice for president. For now.</w:t>
+        <w:t xml:space="preserve">The former vice president's backers have noted a lack of enthusiasm and a spotty campaign operation as reasons Joe Biden is lagging in Iowa, not to mention a formidable moderate competitor in Pete Buttigieg. </w:t>
         <w:br/>
-        <w:t>But while Joseph R. Biden Jr. tops the early polls in Iowa, on the ground there are signs that his lead is fragile in the state that kicks off the presidential nominating contest and often sets the initial tone for the primary campaign.</w:t>
+        <w:t>WINTERSET, Iowa — Nancy Courtney displays a Joe Biden sign in her yard, makes phone calls for his campaign and supports the former vice president "100 percent," she said. But the sluggish state of Joseph R. Biden Jr.'s organization in her city of Burlington, Iowa, had her fuming one recent evening.</w:t>
         <w:br/>
-        <w:t>Interviews with Democratic Party officials across Iowa, and with nearly two dozen voters attending the former vice president's five events here this week, reveal a candidate who enjoys deep reservoirs of respect and good will.</w:t>
+        <w:t>"In Burlington, they are duds," said Ms. Courtney, an activist who is married to the Democratic chairman in Des Moines County. "I will help, but there's no excitement there. There's nothing.  I will do whatever it takes to get him elected, but I can't go down there when there's nothing going on."</w:t>
         <w:br/>
-        <w:t>But officials and voters also indicate his early lead is driven in part by name ID, nostalgia for the Obama years and strategic calculations about how to defeat President Trump, rather than primarily by enthusiasm for his campaign vision, which some struggled to define beyond calling it a return to pre-Trump normalcy and "dignity."</w:t>
+        <w:t>Bob Kling, a city councilman in Indianola, just south of Des Moines, was promoted by the Biden campaign as a prominent local endorser. But asked about Mr. Biden's standing in his state, Mr. Kling was blunt: "Not as great as he was. Buttigieg is kind of taking the lead in the polls," he said, referring to Pete Buttigieg, the mayor of South Bend, Ind.</w:t>
         <w:br/>
-        <w:t>There was also a palpable eagerness among some attendees at his events to learn more about the rest of the sprawling presidential primary field before committing to Mr. Biden.</w:t>
+        <w:t xml:space="preserve">Since late summer, Mr. Biden, the early front-runner in the Democratic primary, has faced an increasingly difficult path in Iowa — dropping in the polls and struggling with an enthusiasm gap and an inclination among undecided caucusgoers to consider all options. Now, 10 weeks before the Iowa caucuses, even his own supporters in the state are growing more worried about his prospects. </w:t>
         <w:br/>
-        <w:t>[Sign up for our politics newsletter and join our conversation about the 2020 presidential race.]</w:t>
+        <w:t xml:space="preserve">The heightened anxiety comes as the candidate and campaign are raising expectations, through new investments of time and resources, about his ability to compete here, an implicit acknowledgment that a substantial loss could be a significant early setback. </w:t>
         <w:br/>
-        <w:t>"He's our comfort blanket, I know him, trust him and I feel he's the one that can beat Trump," said Nancy Urban, 50, who was standing in line at an events center in Ottumwa, in southeastern Iowa, before Mr. Biden's first campaign event on a five-event, two-day swing.</w:t>
+        <w:t xml:space="preserve">On Sunday, his campaign sent a fund-raising email that said, "we need to play to win in Iowa," the latest, in the last week, in a barrage of fund-raising emails that focus on the state.  And on Saturday Mr. Biden declared that he would win the caucuses as he accepted highly coveted endorsements from former Gov. Tom Vilsack and his wife, Christie Vilsack, a prominent party leader. </w:t>
         <w:br/>
-        <w:t>Asked if Mr. Biden was her first choice, she let out a long sigh.</w:t>
+        <w:t xml:space="preserve">The emphasis is a striking departure from the messaging earlier in the fall, when his campaign repeatedly suggested he did not need to win the state to secure the Democratic nomination. </w:t>
         <w:br/>
-        <w:t>"I would say first choice at the moment," she said. "But I'm still open."</w:t>
+        <w:t>Yet voters at Mr. Biden's events, along with county chairs and party strategists, characterize his on-the-ground organization as scattershot, visibly present in some counties but barely detectable in others. His events are often relatively small and sometimes subdued affairs, and in a state where enthusiasm can make or break a candidate on caucus night — a big part of caucusing centers on persuading friends and neighbors — Mr. Biden's operation has found it difficult to build contagious excitement, these Democrats say.</w:t>
         <w:br/>
-        <w:t>It was a refrain that came up repeatedly during Mr. Biden's trip, his second to Iowa as a 2020 candidate. And it reflected the findings of a recent Des Moines Register/CNN/Mediacom Iowa survey, long considered the gold standard in Iowa polling. The survey found Mr. Biden maintaining a lead as the top choice of 24 percent of likely Iowa caucusgoers.</w:t>
+        <w:t xml:space="preserve">There is also the sense among many Iowa Democrats that Mr. Biden, who entered the race later than many of his rivals, has been less engaged in the state than his top rivals. He has made roughly 50 stops in Iowa since joining the race in April, according to the Des Moines Register's candidate tracker, far fewer than many of his opponents. </w:t>
         <w:br/>
-        <w:t>But among in-person likely Democratic caucusgoers, the poll also found that 29 percent of those who listed Mr. Biden as their first choice were "extremely enthusiastic." For those who listed other candidates as their first choice, 39 percent said they were "extremely enthusiastic" about their choice.</w:t>
+        <w:t>"This is prime political season in Iowa and most candidates are spending a good deal of time visiting Iowa," said Joey Norris, the Democratic chair in Montgomery County, Iowa, where Mr. Buttigieg plans to campaign on Monday. "The Biden campaign has been notably absent."</w:t>
         <w:br/>
-        <w:t>"He still claims first place," said J. Ann Selzer, president of the firm that conducted the poll. "But under the surface of that first place is kind of shaky ground."</w:t>
+        <w:t xml:space="preserve">Now, Mr. Biden's campaign is racing to improve his standing in the state — hosting several campaign events with the Vilsacks over the weekend, and planning an eight-day swing by bus through the state after Thanksgiving and a return later in December.  </w:t>
         <w:br/>
-        <w:t>At Mr. Biden's events this week, which also included a stop at a rural 4-H hall, a visit to a diner and trips to two college campuses, voters lauded his experience in government and in international affairs and expressed genuine affection for him. Some currently leaning toward Mr. Biden also acknowledged that their choice is shaped in part by familiarity with his record and story at a time when other candidates are still introducing themselves.</w:t>
+        <w:t>Mr. Biden's team argues that his presence in the state is comparable to that of his rivals: The campaign claims 26 offices across the state, more than 100 staff members, and it plans to continue adding staff and resources. Senator Elizabeth Warren's campaign claims more than 20 offices, and Mr. Buttigieg's has 29 with more to come; both cite roughly the same number of paid staffers as Mr. Biden.</w:t>
         <w:br/>
-        <w:t>For voters like Don Burmeister of DeWitt, Iowa, that's a valid reason to back Mr. Biden.</w:t>
+        <w:t>Mr. Biden's bus tour is expected to include both town hall-style events and activities with volunteers and precinct captains, like visits to phone banks and perhaps some door knocking. The counties he will visit, many of them largely rural, are home to working-class voters who often connect with Mr. Biden, and Mr. Biden will need to overperform in those areas on Feb. 3. The campaign is also closely focused on ensuring Mr. Biden hits the threshold for accruing delegates across the state.</w:t>
         <w:br/>
-        <w:t>"There's nobody out there any better," said Mr. Burmeister, 80. "All these young hotshots coming out of the woodwork, we know nothing about them. He's been in politics years and years, always a square shooter."</w:t>
+        <w:t>"We need to candidly be able to keep pace, we feel like we're going to be able to do that," Pete Kavanaugh, Mr. Biden's deputy campaign manager, said. "You can tell where campaigns are focusing based on where their candidates are. And, you know, we're going to have a pretty heavy schedule here in December, starting with the bus tour and heading into January and February."</w:t>
         <w:br/>
-        <w:t>[Check out our tracker of the 2020 Democratic candidate field.]</w:t>
+        <w:t>Mr. Biden's team argues that the former vice president, who is stronger in later-voting and more diverse states, has been trying hard to prevail in  Iowa but also sees multiple paths to the nomination. Still, some advisers and allies are aware that a poor showing in Iowa could be crushing to a campaign that is premised on the notion that Mr. Biden is the most electable candidate against President Trump. Because New Hampshire, which follows Iowa in the primary calendar, historically favors candidates from neighboring states, the pressure is on here.</w:t>
         <w:br/>
-        <w:t>But his wife, Judy Burmeister, wasn't yet ready to commit. She "might vote for Joe," she said, but she supported Senator Bernie Sanders in 2016 and had high praise for Mayor Pete Buttigieg of South Bend, Ind., noting his fluency on television.</w:t>
+        <w:t xml:space="preserve">Mr. Buttigieg presents an immediate threat to Mr. Biden. While polls show him struggling with voters of color in later-voting states, in Iowa he draws supporters among moderates who like Mr. Biden but worry about his age, his            tendency to misspeak and his uneven debate performances. And because of a cash crunch this fall, Mr. Biden was off the Iowa airwaves for weeks while Mr. Buttigieg, flush with cash, blanketed them with ads. </w:t>
         <w:br/>
-        <w:t>"Too many to choose from," she said when asked why she was undecided.</w:t>
+        <w:t>The Biden campaign says it has now reserved around $4 million in airtime through the caucuses and will likely add more.</w:t>
         <w:br/>
-        <w:t>Sean Bagniewski, the Democratic chair in Polk County, Iowa, said that "anybody in the race would kill to be in the position" that Mr. Biden is in — but added that some of Mr. Biden's standing is driven by the celebrity factor that accompanies the former vice president, as well as name recognition, an advantage that could fade as other candidates become better known.</w:t>
+        <w:t>Mr. Biden's diminished standing here was highlighted in arecent           Des Moines Register/CNN poll, which showed Mr. Biden with 15 percent support — far behind Mr. Buttigieg and effectively tied with Senators            Bernie Sanders of Vermont and Elizabeth Warren of Massachusetts.</w:t>
         <w:br/>
-        <w:t>"Whether that means they're caucusing for him," he said, of the voters who clamor for selfies and autographs from Mr. Biden, "I genuinely don't know."</w:t>
+        <w:t>A pro-Biden super PAC, which has conducted polling in Iowa and plans to soon start running ads here, recently conducted focus groups in the state — and it was apparent Mr. Buttigieg's ads had broken through to participants, according to a person familiar with the super PAC's activities.</w:t>
         <w:br/>
-        <w:t>In interviews, voters who favored Mr. Biden for now but were unwilling to commit often pointed to the sheer size of the field and their curiosity about other candidates — especially those younger than Mr. Biden, who is 76, as well as those who embrace more boldly progressive policies. (Mr. Biden's campaign faced headwinds again Thursday because of comments from 2006 in which he expressed reservations about abortion).</w:t>
+        <w:t>Jordan Miller, 33, drove about an hour from Des Moines to Winterset to see Mr. Biden Friday night. Ms. Miller, a waitress, supported President Barack Obama before flipping to President Trump in 2016 — and Mr. Biden is assiduously courting those voters. But after the event, she said Mr. Buttigieg was her first choice.</w:t>
         <w:br/>
-        <w:t>"I do like Joe, he's not afraid to speak his mind, I think he represents the working class better," said Mark Hutton, 66, a retired railroad worker and union leader, after a Biden event in Clinton, Iowa.</w:t>
+        <w:t>"With Biden, he does a really great job speaking with crowds like this," she said of the small venue. "I'm not impressed with him in the debates. He stumbles."</w:t>
         <w:br/>
-        <w:t>But he wasn't ready to back Mr. Biden, saying he is also interested in Senator Elizabeth Warren of Massachusetts, Mr. Buttigieg and Senator Kamala Harris of California.</w:t>
+        <w:t>The Biden campaign sees the Iowa contest as fluid and uncertain, and his allies note that Mr. Buttigieg, now a polling leader for the first time, has not yet faced the sustained scrutiny that Mr. Biden and Ms. Warren have.</w:t>
         <w:br/>
-        <w:t>"I'm looking at the overall Democratic Party, I think the younger generation wants a little more representation that they'd get from Pete Buttigieg, Kamala Harris; Elizabeth is on the border," he said. He added: "I hate to say it, Generation X looks at age and thinks Joe might be too old."</w:t>
+        <w:t>As he endorsed Mr. Biden at a Des Moines rally, Mr. Vilsack cited Mr. Biden's experience and cast him as an empathetic figure who can connect in critical general election battleground states.</w:t>
         <w:br/>
-        <w:t>Mr. Biden has also faced criticism from local party leaders for having, until this point, a lighter footprint in the state than some of his competitors who announced for president before he did. In Iowa, he sought to laugh off some of the pushback.</w:t>
+        <w:t>"Here's why," said Mr. Vilsack, who along with his wife supported Mr. Biden's first presidential bid in the 1988 campaign. "Because we know him. We like him. Why is it that we know him and like him? Because he's a middle-class guy."</w:t>
         <w:br/>
-        <w:t>"Now having been here before in Iowa, I've often heard, 'By the way, I've only met you twice, why don't you stop by a third time?'" he said to chuckles on Wednesday in Clinton. "Mildly spoiled, but you deserve it."</w:t>
+        <w:t>"His success wasn't built on daddy's money," he added to applause.</w:t>
         <w:br/>
-        <w:t>He has repeatedly played down polls showing him ahead, saying he recognizes that the race is a "marathon," and he often says that it is legitimate to question the ages of all of the candidates.</w:t>
+        <w:t>In the recent Register poll, 52 percent of likely Democratic caucusgoers said they were almost certain or fairly confident that Mr. Biden would beat Mr. Trump in the general election.</w:t>
         <w:br/>
-        <w:t>"All I can say is, watch me," he told reporters on Tuesday, after Mr. Trump questioned his stamina and mental agility.</w:t>
+        <w:t>And party officials often hark back to 2004 — a year in which there was also a Republican incumbent — when Senator John Kerry of Massachusetts, a staid moderate, prevailed in the caucuses despite signs in the months before that Howard Dean, the feisty former governor of Vermont, was surging.</w:t>
         <w:br/>
-        <w:t>Mr. Biden also brushed off a question from a reporter about voters who are interested in a newer face.</w:t>
+        <w:t>"He has a lot of supporters who have said things to me like, 'My heart is with Booker but my head is with Biden,'" said Peter Leo, the Democratic chair in rural Carroll County.</w:t>
         <w:br/>
-        <w:t>"Vote for a new person then," he said. "Look, my job is not to be a political prognosticator. That's not what I'm in this for, that's not what I'm doing. It's like, a young woman came up to me and said, 'Why shouldn't I vote for a woman?' You should! Want to vote for a woman, vote for a woman. That's a fine thing to do, they're equally as qualified as any man."</w:t>
+        <w:t>Mr. Leo, who has endorsed Ms. Warren, said Mr. Biden's field office in his county is "right on the main drag," which increases the campaign's visibility. "On the ground what that looks like to me is he's got staff working, he's got volunteers working," Mr. Leo said.</w:t>
         <w:br/>
-        <w:t>"The question is," he continued, "who is best prepared at this moment to handle the issues that are before us? Who is most likely to be able to beat President Trump? Because if that doesn't happen, nothing changes."</w:t>
+        <w:t>His remarks underscore how uneven Mr. Biden's campaign is across the state. In some places, like Dubuque County, his operation has expanded in recent weeks.</w:t>
         <w:br/>
-        <w:t>Mr. Biden's campaign said that out of the 1,300 Iowans who attended events with Mr. Biden this week, almost 350 signed up for volunteer shifts, a rate that the campaign suggested was evidence of enthusiasm for his candidacy.</w:t>
+        <w:t>But in others, like Wapello County, a blue-collar region in southeastern Iowa, some party officials say Mr. Biden's campaign has a more modest presence. "I'm very confused by how small the Biden field operation is in this part of the state," said Zach Simonson, the Democratic chair in Wapello County. "It's very much his kind of turf."</w:t>
         <w:br/>
-        <w:t>Mr. Biden "continues to build strong support throughout the state, including eight newly announced endorsements from influential Iowa political and community leaders, with many more to come soon," said TJ Ducklo, Mr. Biden's press secretary. He said Mr. Biden would be back several times this summer.</w:t>
+        <w:t>Dan Callahan, the Democratic chair in Buchanan County, said he expected Mr. Biden to finish in the top three in the state but suggested that his support had stagnated, in part because he can appear "unfocused and less energetic" when he goes off script at events.</w:t>
         <w:br/>
-        <w:t>Mr. Biden has sought to rise above intraparty primary squabbles by keeping his focus squarely on defeating Mr. Trump, an effort to cast himself as the Democrat best positioned to win next November. Voters at his events who did say they were inclined to support Mr. Biden often pointed to his perceived ability to beat Mr. Trump.</w:t>
+        <w:t>"Part of Biden's problem is that we have so many options to choose from," Mr. Callahan said. "His followers are dedicated but he isn't attracting new voters like some of the other candidates."</w:t>
         <w:br/>
-        <w:t>"We want someone who can win," said Jim DePriest, a schoolteacher in Mount Pleasant, Iowa, who said his support for Mr. Biden was "pretty solid." "His sheer experience, common goodness. He's a really good man, and right now we could use a really good man."</w:t>
+        <w:t>Many of Mr. Biden's supporters find his speaking style authentic and relatable — but his tendency to misspeak led to some confusing guidance for Iowans at an event in Dubuque last month.</w:t>
         <w:br/>
-        <w:t>But not everyone sounded convinced of his ability to win.</w:t>
+        <w:t>"I'm asking you to take a look — I'm asking for your help," Mr. Biden said. "Commit to caucusing for me on February the fourth."</w:t>
         <w:br/>
-        <w:t>"I wouldn't be here if I didn't like him," said Doris Tuller, 81, who attended an event with Mr. Biden in a stuffy room at Iowa Wesleyan University. "There's so darn many, I just don't know who's got the best chance at winning. I think Biden has the majority right now, but who knows. Plenty of time for that to change."</w:t>
+        <w:t>The caucuses are scheduled for the previous day.</w:t>
         <w:br/>
-        <w:t>PHOTO: Former Vice President Joseph R. Biden Jr. speaking with customers this week at the Tasty Café in Eldridge, Iowa. (PHOTOGRAPH BY Rachel Mummey for The New York Times FOR THE NEW YORK TIMES)</w:t>
-        <w:br/>
-        <w:t>Related Articles</w:t>
-        <w:br/>
-        <w:t>Joe Biden Said He Did Not View Abortion 'As a Choice and a Right' in 2006</w:t>
-        <w:br/>
-        <w:t>Joe Biden Denounces Hyde Amendment, Reversing His Position</w:t>
-        <w:br/>
-        <w:t>Democratic Candidates Go After Joe Biden, but Not by Name</w:t>
-        <w:br/>
-        <w:t>Trump and Biden Get Personal in Iowa Skirmish</w:t>
-        <w:br/>
-        <w:t>Biden Retains Lead in Iowa Poll, but Warren and Buttigieg Gain</w:t>
+        <w:t>PHOTO: Mr. Biden has made about 50 stops in Iowa since April, far fewer than many of his opponents. (PHOTOGRAPH BY RUTH FREMSON/THE NEW YORK TIMES)</w:t>
       </w:r>
     </w:p>
     <w:sectPr>
